--- a/src/statrep/render/reference/business.docx
+++ b/src/statrep/render/reference/business.docx
@@ -576,9 +576,12 @@
       <w:numPr>
         <w:ilvl w:val="1"/>
       </w:numPr>
-    </w:pPr>
-    <w:rPr>
-      <w:rFonts w:eastAsiaTheme="majorEastAsia" w:cstheme="majorBidi"/>
+      <w:jc w:val="left"/>
+    </w:pPr>
+    <w:rPr>
+      <w:rFonts w:eastAsiaTheme="majorEastAsia" w:cstheme="majorBidi" w:ascii="Liberation Sans" w:hAnsi="Liberation Sans" w:cs="Liberation Sans" w:eastAsia="Liberation Sans"/>
+      <w:b w:val="0"/>
+      <w:i/>
       <w:spacing w:val="15"/>
       <w:sz w:val="28"/>
       <w:szCs w:val="28"/>
@@ -606,8 +609,12 @@
     <w:pPr>
       <w:keepNext/>
       <w:keepLines/>
-    </w:pPr>
-    <w:rPr>
+      <w:jc w:val="left"/>
+    </w:pPr>
+    <w:rPr>
+      <w:rFonts w:ascii="Liberation Sans" w:hAnsi="Liberation Sans" w:cs="Liberation Sans" w:eastAsia="Liberation Sans"/>
+      <w:b/>
+      <w:i w:val="0"/>
       <w:sz w:val="24"/>
       <w:szCs w:val="24"/>
     </w:rPr>
@@ -620,9 +627,13 @@
     <w:pPr>
       <w:keepNext/>
       <w:keepLines/>
-    </w:pPr>
-    <w:rPr>
-      <w:sz w:val="24"/>
+      <w:jc w:val="left"/>
+    </w:pPr>
+    <w:rPr>
+      <w:rFonts w:ascii="Liberation Sans" w:hAnsi="Liberation Sans" w:cs="Liberation Sans" w:eastAsia="Liberation Sans"/>
+      <w:b w:val="0"/>
+      <w:i w:val="0"/>
+      <w:sz w:val="22"/>
       <w:szCs w:val="24"/>
     </w:rPr>
   </w:style>
